--- a/Java Summary/Object&classes.docx
+++ b/Java Summary/Object&classes.docx
@@ -12869,29 +12869,7 @@
           <w:szCs w:val="24"/>
           <w:lang w:eastAsia="en-ID"/>
         </w:rPr>
-        <w:t>The </w:t>
-      </w:r>
-      <w:proofErr w:type="spellStart"/>
-      <w:r>
-        <w:rPr>
-          <w:rFonts w:ascii="Segoe UI" w:eastAsia="Times New Roman" w:hAnsi="Segoe UI" w:cs="Segoe UI"/>
-          <w:color w:val="000000"/>
-          <w:sz w:val="24"/>
-          <w:szCs w:val="24"/>
-          <w:lang w:eastAsia="en-ID"/>
-        </w:rPr>
-        <w:t>LocalDate</w:t>
-      </w:r>
-      <w:proofErr w:type="spellEnd"/>
-      <w:r>
-        <w:rPr>
-          <w:rFonts w:ascii="Segoe UI" w:eastAsia="Times New Roman" w:hAnsi="Segoe UI" w:cs="Segoe UI"/>
-          <w:color w:val="000000"/>
-          <w:sz w:val="24"/>
-          <w:szCs w:val="24"/>
-          <w:lang w:eastAsia="en-ID"/>
-        </w:rPr>
-        <w:t> class, and other classes from the </w:t>
+        <w:t>The LocalDate class, and other classes from the </w:t>
       </w:r>
       <w:proofErr w:type="spellStart"/>
       <w:proofErr w:type="gramStart"/>
@@ -13034,76 +13012,6 @@
         </w:rPr>
         <w:t> method return a new Employee object when an employee gets a raise.</w:t>
       </w:r>
-    </w:p>
-    <w:p>
-      <w:pPr>
-        <w:tabs>
-          <w:tab w:val="left" w:pos="916"/>
-          <w:tab w:val="left" w:pos="1832"/>
-          <w:tab w:val="left" w:pos="2748"/>
-          <w:tab w:val="left" w:pos="3664"/>
-          <w:tab w:val="left" w:pos="4580"/>
-          <w:tab w:val="left" w:pos="5496"/>
-          <w:tab w:val="left" w:pos="6412"/>
-          <w:tab w:val="left" w:pos="7328"/>
-          <w:tab w:val="left" w:pos="8244"/>
-          <w:tab w:val="left" w:pos="9160"/>
-          <w:tab w:val="left" w:pos="10076"/>
-          <w:tab w:val="left" w:pos="10992"/>
-          <w:tab w:val="left" w:pos="11908"/>
-          <w:tab w:val="left" w:pos="12824"/>
-          <w:tab w:val="left" w:pos="13740"/>
-          <w:tab w:val="left" w:pos="14656"/>
-        </w:tabs>
-        <w:spacing w:before="20" w:after="20" w:line="360" w:lineRule="atLeast"/>
-        <w:jc w:val="both"/>
-        <w:rPr>
-          <w:rFonts w:ascii="Segoe UI" w:eastAsia="Times New Roman" w:hAnsi="Segoe UI" w:cs="Segoe UI"/>
-          <w:color w:val="000000"/>
-          <w:sz w:val="24"/>
-          <w:szCs w:val="24"/>
-          <w:lang w:eastAsia="en-ID"/>
-        </w:rPr>
-      </w:pPr>
-    </w:p>
-    <w:p>
-      <w:pPr>
-        <w:pStyle w:val="ListParagraph"/>
-        <w:tabs>
-          <w:tab w:val="left" w:pos="916"/>
-          <w:tab w:val="left" w:pos="1832"/>
-          <w:tab w:val="left" w:pos="2748"/>
-          <w:tab w:val="left" w:pos="3664"/>
-          <w:tab w:val="left" w:pos="4580"/>
-          <w:tab w:val="left" w:pos="5496"/>
-          <w:tab w:val="left" w:pos="6412"/>
-          <w:tab w:val="left" w:pos="7328"/>
-          <w:tab w:val="left" w:pos="8244"/>
-          <w:tab w:val="left" w:pos="9160"/>
-          <w:tab w:val="left" w:pos="10076"/>
-          <w:tab w:val="left" w:pos="10992"/>
-          <w:tab w:val="left" w:pos="11908"/>
-          <w:tab w:val="left" w:pos="12824"/>
-          <w:tab w:val="left" w:pos="13740"/>
-          <w:tab w:val="left" w:pos="14656"/>
-        </w:tabs>
-        <w:spacing w:before="20" w:after="20" w:line="360" w:lineRule="atLeast"/>
-        <w:rPr>
-          <w:rFonts w:ascii="Segoe UI" w:hAnsi="Segoe UI" w:cs="Segoe UI"/>
-          <w:color w:val="000000"/>
-          <w:sz w:val="24"/>
-          <w:szCs w:val="24"/>
-        </w:rPr>
-      </w:pPr>
-    </w:p>
-    <w:p>
-      <w:pPr>
-        <w:rPr>
-          <w:rFonts w:ascii="Segoe UI" w:hAnsi="Segoe UI" w:cs="Segoe UI"/>
-          <w:sz w:val="24"/>
-          <w:szCs w:val="24"/>
-        </w:rPr>
-      </w:pPr>
     </w:p>
     <w:sectPr>
       <w:pgSz w:w="11906" w:h="16838"/>
@@ -13981,6 +13889,7 @@
   <w:style w:type="character" w:default="1" w:styleId="DefaultParagraphFont">
     <w:name w:val="Default Paragraph Font"/>
     <w:uiPriority w:val="1"/>
+    <w:semiHidden/>
     <w:unhideWhenUsed/>
   </w:style>
   <w:style w:type="table" w:default="1" w:styleId="TableNormal">
